--- a/menu/marketing/50_pinov_Dasha.docx
+++ b/menu/marketing/50_pinov_Dasha.docx
@@ -350,21 +350,7 @@
         <w:rPr>
           <w:rFonts w:ascii="Arial" w:cs="Arial" w:eastAsia="Arial" w:hAnsi="Arial"/>
         </w:rPr>
-        <w:t xml:space="preserve">Сначала влей ветку с сайтом в main (как для генератора карточек): картинки должны открываться по адресу </w:t>
-      </w:r>
-      <w:r>
-        <w:rPr>
-          <w:rFonts w:ascii="Arial" w:cs="Arial" w:eastAsia="Arial" w:hAnsi="Arial"/>
-          <w:b/>
-          <w:bCs/>
-        </w:rPr>
-        <w:t xml:space="preserve">menu-gamma-navy-77.vercel.app/pins/b1-01.png</w:t>
-      </w:r>
-      <w:r>
-        <w:rPr>
-          <w:rFonts w:ascii="Arial" w:cs="Arial" w:eastAsia="Arial" w:hAnsi="Arial"/>
-        </w:rPr>
-        <w:t xml:space="preserve">.</w:t>
+        <w:t xml:space="preserve">Картинки в файле берутся по прямым ссылкам из GitHub, поэтому ничего обновлять на сайте не нужно.</w:t>
       </w:r>
     </w:p>
     <w:p>
@@ -526,7 +512,7 @@
         <w:rPr>
           <w:rFonts w:ascii="Arial" w:cs="Arial" w:eastAsia="Arial" w:hAnsi="Arial"/>
         </w:rPr>
-        <w:t xml:space="preserve">Доска 1. Моё меню на неделю</w:t>
+        <w:t xml:space="preserve">Доска 1. Моё меню на всю неделю</w:t>
       </w:r>
     </w:p>
     <w:p>
@@ -721,7 +707,7 @@
                 <w:sz w:val="18"/>
                 <w:szCs w:val="18"/>
               </w:rPr>
-              <w:t xml:space="preserve">Моё меню на неделю</w:t>
+              <w:t xml:space="preserve">Моё меню на всю неделю</w:t>
             </w:r>
           </w:p>
           <w:p>
@@ -972,7 +958,7 @@
                 <w:sz w:val="18"/>
                 <w:szCs w:val="18"/>
               </w:rPr>
-              <w:t xml:space="preserve">Моё меню на неделю</w:t>
+              <w:t xml:space="preserve">Моё меню на всю неделю</w:t>
             </w:r>
           </w:p>
           <w:p>
@@ -1223,7 +1209,7 @@
                 <w:sz w:val="18"/>
                 <w:szCs w:val="18"/>
               </w:rPr>
-              <w:t xml:space="preserve">Моё меню на неделю</w:t>
+              <w:t xml:space="preserve">Моё меню на всю неделю</w:t>
             </w:r>
           </w:p>
           <w:p>
@@ -1474,7 +1460,7 @@
                 <w:sz w:val="18"/>
                 <w:szCs w:val="18"/>
               </w:rPr>
-              <w:t xml:space="preserve">Моё меню на неделю</w:t>
+              <w:t xml:space="preserve">Моё меню на всю неделю</w:t>
             </w:r>
           </w:p>
           <w:p>
@@ -1725,7 +1711,7 @@
                 <w:sz w:val="18"/>
                 <w:szCs w:val="18"/>
               </w:rPr>
-              <w:t xml:space="preserve">Моё меню на неделю</w:t>
+              <w:t xml:space="preserve">Моё меню на всю неделю</w:t>
             </w:r>
           </w:p>
           <w:p>
@@ -1976,7 +1962,7 @@
                 <w:sz w:val="18"/>
                 <w:szCs w:val="18"/>
               </w:rPr>
-              <w:t xml:space="preserve">Моё меню на неделю</w:t>
+              <w:t xml:space="preserve">Моё меню на всю неделю</w:t>
             </w:r>
           </w:p>
           <w:p>
@@ -2227,7 +2213,7 @@
                 <w:sz w:val="18"/>
                 <w:szCs w:val="18"/>
               </w:rPr>
-              <w:t xml:space="preserve">Моё меню на неделю</w:t>
+              <w:t xml:space="preserve">Моё меню на всю неделю</w:t>
             </w:r>
           </w:p>
           <w:p>
@@ -2478,7 +2464,7 @@
                 <w:sz w:val="18"/>
                 <w:szCs w:val="18"/>
               </w:rPr>
-              <w:t xml:space="preserve">Моё меню на неделю</w:t>
+              <w:t xml:space="preserve">Моё меню на всю неделю</w:t>
             </w:r>
           </w:p>
           <w:p>
@@ -2729,7 +2715,7 @@
                 <w:sz w:val="18"/>
                 <w:szCs w:val="18"/>
               </w:rPr>
-              <w:t xml:space="preserve">Моё меню на неделю</w:t>
+              <w:t xml:space="preserve">Моё меню на всю неделю</w:t>
             </w:r>
           </w:p>
           <w:p>
@@ -2980,7 +2966,7 @@
                 <w:sz w:val="18"/>
                 <w:szCs w:val="18"/>
               </w:rPr>
-              <w:t xml:space="preserve">Моё меню на неделю</w:t>
+              <w:t xml:space="preserve">Моё меню на всю неделю</w:t>
             </w:r>
           </w:p>
           <w:p>
@@ -3048,7 +3034,7 @@
         <w:rPr>
           <w:rFonts w:ascii="Arial" w:cs="Arial" w:eastAsia="Arial" w:hAnsi="Arial"/>
         </w:rPr>
-        <w:t xml:space="preserve">Доска 2. Что приготовить на ужин</w:t>
+        <w:t xml:space="preserve">Доска 2. Что легко приготовить на ужин</w:t>
       </w:r>
     </w:p>
     <w:p>
@@ -3243,7 +3229,7 @@
                 <w:sz w:val="18"/>
                 <w:szCs w:val="18"/>
               </w:rPr>
-              <w:t xml:space="preserve">Что приготовить на ужин</w:t>
+              <w:t xml:space="preserve">Что легко приготовить на ужин</w:t>
             </w:r>
           </w:p>
           <w:p>
@@ -3494,7 +3480,7 @@
                 <w:sz w:val="18"/>
                 <w:szCs w:val="18"/>
               </w:rPr>
-              <w:t xml:space="preserve">Что приготовить на ужин</w:t>
+              <w:t xml:space="preserve">Что легко приготовить на ужин</w:t>
             </w:r>
           </w:p>
           <w:p>
@@ -3745,7 +3731,7 @@
                 <w:sz w:val="18"/>
                 <w:szCs w:val="18"/>
               </w:rPr>
-              <w:t xml:space="preserve">Что приготовить на ужин</w:t>
+              <w:t xml:space="preserve">Что легко приготовить на ужин</w:t>
             </w:r>
           </w:p>
           <w:p>
@@ -3996,7 +3982,7 @@
                 <w:sz w:val="18"/>
                 <w:szCs w:val="18"/>
               </w:rPr>
-              <w:t xml:space="preserve">Что приготовить на ужин</w:t>
+              <w:t xml:space="preserve">Что легко приготовить на ужин</w:t>
             </w:r>
           </w:p>
           <w:p>
@@ -4247,7 +4233,7 @@
                 <w:sz w:val="18"/>
                 <w:szCs w:val="18"/>
               </w:rPr>
-              <w:t xml:space="preserve">Что приготовить на ужин</w:t>
+              <w:t xml:space="preserve">Что легко приготовить на ужин</w:t>
             </w:r>
           </w:p>
           <w:p>
@@ -4498,7 +4484,7 @@
                 <w:sz w:val="18"/>
                 <w:szCs w:val="18"/>
               </w:rPr>
-              <w:t xml:space="preserve">Что приготовить на ужин</w:t>
+              <w:t xml:space="preserve">Что легко приготовить на ужин</w:t>
             </w:r>
           </w:p>
           <w:p>
@@ -4749,7 +4735,7 @@
                 <w:sz w:val="18"/>
                 <w:szCs w:val="18"/>
               </w:rPr>
-              <w:t xml:space="preserve">Что приготовить на ужин</w:t>
+              <w:t xml:space="preserve">Что легко приготовить на ужин</w:t>
             </w:r>
           </w:p>
           <w:p>
@@ -5000,7 +4986,7 @@
                 <w:sz w:val="18"/>
                 <w:szCs w:val="18"/>
               </w:rPr>
-              <w:t xml:space="preserve">Что приготовить на ужин</w:t>
+              <w:t xml:space="preserve">Что легко приготовить на ужин</w:t>
             </w:r>
           </w:p>
           <w:p>
@@ -5251,7 +5237,7 @@
                 <w:sz w:val="18"/>
                 <w:szCs w:val="18"/>
               </w:rPr>
-              <w:t xml:space="preserve">Что приготовить на ужин</w:t>
+              <w:t xml:space="preserve">Что легко приготовить на ужин</w:t>
             </w:r>
           </w:p>
           <w:p>
@@ -5502,7 +5488,7 @@
                 <w:sz w:val="18"/>
                 <w:szCs w:val="18"/>
               </w:rPr>
-              <w:t xml:space="preserve">Что приготовить на ужин</w:t>
+              <w:t xml:space="preserve">Что легко приготовить на ужин</w:t>
             </w:r>
           </w:p>
           <w:p>
@@ -5570,7 +5556,7 @@
         <w:rPr>
           <w:rFonts w:ascii="Arial" w:cs="Arial" w:eastAsia="Arial" w:hAnsi="Arial"/>
         </w:rPr>
-        <w:t xml:space="preserve">Доска 3. Заготовки на неделю: как я готовлю</w:t>
+        <w:t xml:space="preserve">Доска 3. Заготовки на всю неделю: как я готовлю</w:t>
       </w:r>
     </w:p>
     <w:p>
@@ -5765,7 +5751,7 @@
                 <w:sz w:val="18"/>
                 <w:szCs w:val="18"/>
               </w:rPr>
-              <w:t xml:space="preserve">Заготовки на неделю: как я готовлю</w:t>
+              <w:t xml:space="preserve">Заготовки на всю неделю: как я готовлю</w:t>
             </w:r>
           </w:p>
           <w:p>
@@ -6016,7 +6002,7 @@
                 <w:sz w:val="18"/>
                 <w:szCs w:val="18"/>
               </w:rPr>
-              <w:t xml:space="preserve">Заготовки на неделю: как я готовлю</w:t>
+              <w:t xml:space="preserve">Заготовки на всю неделю: как я готовлю</w:t>
             </w:r>
           </w:p>
           <w:p>
@@ -6267,7 +6253,7 @@
                 <w:sz w:val="18"/>
                 <w:szCs w:val="18"/>
               </w:rPr>
-              <w:t xml:space="preserve">Заготовки на неделю: как я готовлю</w:t>
+              <w:t xml:space="preserve">Заготовки на всю неделю: как я готовлю</w:t>
             </w:r>
           </w:p>
           <w:p>
@@ -6518,7 +6504,7 @@
                 <w:sz w:val="18"/>
                 <w:szCs w:val="18"/>
               </w:rPr>
-              <w:t xml:space="preserve">Заготовки на неделю: как я готовлю</w:t>
+              <w:t xml:space="preserve">Заготовки на всю неделю: как я готовлю</w:t>
             </w:r>
           </w:p>
           <w:p>
@@ -6769,7 +6755,7 @@
                 <w:sz w:val="18"/>
                 <w:szCs w:val="18"/>
               </w:rPr>
-              <w:t xml:space="preserve">Заготовки на неделю: как я готовлю</w:t>
+              <w:t xml:space="preserve">Заготовки на всю неделю: как я готовлю</w:t>
             </w:r>
           </w:p>
           <w:p>
@@ -7020,7 +7006,7 @@
                 <w:sz w:val="18"/>
                 <w:szCs w:val="18"/>
               </w:rPr>
-              <w:t xml:space="preserve">Заготовки на неделю: как я готовлю</w:t>
+              <w:t xml:space="preserve">Заготовки на всю неделю: как я готовлю</w:t>
             </w:r>
           </w:p>
           <w:p>
@@ -7271,7 +7257,7 @@
                 <w:sz w:val="18"/>
                 <w:szCs w:val="18"/>
               </w:rPr>
-              <w:t xml:space="preserve">Заготовки на неделю: как я готовлю</w:t>
+              <w:t xml:space="preserve">Заготовки на всю неделю: как я готовлю</w:t>
             </w:r>
           </w:p>
           <w:p>
@@ -7522,7 +7508,7 @@
                 <w:sz w:val="18"/>
                 <w:szCs w:val="18"/>
               </w:rPr>
-              <w:t xml:space="preserve">Заготовки на неделю: как я готовлю</w:t>
+              <w:t xml:space="preserve">Заготовки на всю неделю: как я готовлю</w:t>
             </w:r>
           </w:p>
           <w:p>
@@ -7773,7 +7759,7 @@
                 <w:sz w:val="18"/>
                 <w:szCs w:val="18"/>
               </w:rPr>
-              <w:t xml:space="preserve">Заготовки на неделю: как я готовлю</w:t>
+              <w:t xml:space="preserve">Заготовки на всю неделю: как я готовлю</w:t>
             </w:r>
           </w:p>
           <w:p>
@@ -8024,7 +8010,7 @@
                 <w:sz w:val="18"/>
                 <w:szCs w:val="18"/>
               </w:rPr>
-              <w:t xml:space="preserve">Заготовки на неделю: как я готовлю</w:t>
+              <w:t xml:space="preserve">Заготовки на всю неделю: как я готовлю</w:t>
             </w:r>
           </w:p>
           <w:p>

--- a/menu/marketing/50_pinov_Dasha.docx
+++ b/menu/marketing/50_pinov_Dasha.docx
@@ -755,7 +755,7 @@
                 <w:sz w:val="18"/>
                 <w:szCs w:val="18"/>
               </w:rPr>
-              <w:t xml:space="preserve">25.09, 09:00</w:t>
+              <w:t xml:space="preserve">23.09, 10:00</w:t>
             </w:r>
           </w:p>
         </w:tc>
@@ -1006,7 +1006,7 @@
                 <w:sz w:val="18"/>
                 <w:szCs w:val="18"/>
               </w:rPr>
-              <w:t xml:space="preserve">27.09, 19:00</w:t>
+              <w:t xml:space="preserve">25.09, 19:00</w:t>
             </w:r>
           </w:p>
         </w:tc>
@@ -1257,7 +1257,7 @@
                 <w:sz w:val="18"/>
                 <w:szCs w:val="18"/>
               </w:rPr>
-              <w:t xml:space="preserve">30.09, 09:00</w:t>
+              <w:t xml:space="preserve">28.09, 10:00</w:t>
             </w:r>
           </w:p>
         </w:tc>
@@ -1508,7 +1508,7 @@
                 <w:sz w:val="18"/>
                 <w:szCs w:val="18"/>
               </w:rPr>
-              <w:t xml:space="preserve">02.10, 19:00</w:t>
+              <w:t xml:space="preserve">30.09, 19:00</w:t>
             </w:r>
           </w:p>
         </w:tc>
@@ -1759,7 +1759,7 @@
                 <w:sz w:val="18"/>
                 <w:szCs w:val="18"/>
               </w:rPr>
-              <w:t xml:space="preserve">05.10, 09:00</w:t>
+              <w:t xml:space="preserve">03.10, 10:00</w:t>
             </w:r>
           </w:p>
         </w:tc>
@@ -2010,7 +2010,7 @@
                 <w:sz w:val="18"/>
                 <w:szCs w:val="18"/>
               </w:rPr>
-              <w:t xml:space="preserve">07.10, 19:00</w:t>
+              <w:t xml:space="preserve">05.10, 19:00</w:t>
             </w:r>
           </w:p>
         </w:tc>
@@ -2261,7 +2261,7 @@
                 <w:sz w:val="18"/>
                 <w:szCs w:val="18"/>
               </w:rPr>
-              <w:t xml:space="preserve">10.10, 09:00</w:t>
+              <w:t xml:space="preserve">08.10, 10:00</w:t>
             </w:r>
           </w:p>
         </w:tc>
@@ -2512,7 +2512,7 @@
                 <w:sz w:val="18"/>
                 <w:szCs w:val="18"/>
               </w:rPr>
-              <w:t xml:space="preserve">12.10, 19:00</w:t>
+              <w:t xml:space="preserve">10.10, 19:00</w:t>
             </w:r>
           </w:p>
         </w:tc>
@@ -2763,7 +2763,7 @@
                 <w:sz w:val="18"/>
                 <w:szCs w:val="18"/>
               </w:rPr>
-              <w:t xml:space="preserve">15.10, 09:00</w:t>
+              <w:t xml:space="preserve">13.10, 10:00</w:t>
             </w:r>
           </w:p>
         </w:tc>
@@ -3014,7 +3014,7 @@
                 <w:sz w:val="18"/>
                 <w:szCs w:val="18"/>
               </w:rPr>
-              <w:t xml:space="preserve">17.10, 19:00</w:t>
+              <w:t xml:space="preserve">15.10, 19:00</w:t>
             </w:r>
           </w:p>
         </w:tc>
@@ -3277,7 +3277,7 @@
                 <w:sz w:val="18"/>
                 <w:szCs w:val="18"/>
               </w:rPr>
-              <w:t xml:space="preserve">25.09, 19:00</w:t>
+              <w:t xml:space="preserve">23.09, 19:00</w:t>
             </w:r>
           </w:p>
         </w:tc>
@@ -3528,7 +3528,7 @@
                 <w:sz w:val="18"/>
                 <w:szCs w:val="18"/>
               </w:rPr>
-              <w:t xml:space="preserve">28.09, 09:00</w:t>
+              <w:t xml:space="preserve">26.09, 10:00</w:t>
             </w:r>
           </w:p>
         </w:tc>
@@ -3779,7 +3779,7 @@
                 <w:sz w:val="18"/>
                 <w:szCs w:val="18"/>
               </w:rPr>
-              <w:t xml:space="preserve">30.09, 19:00</w:t>
+              <w:t xml:space="preserve">28.09, 19:00</w:t>
             </w:r>
           </w:p>
         </w:tc>
@@ -4030,7 +4030,7 @@
                 <w:sz w:val="18"/>
                 <w:szCs w:val="18"/>
               </w:rPr>
-              <w:t xml:space="preserve">03.10, 09:00</w:t>
+              <w:t xml:space="preserve">01.10, 10:00</w:t>
             </w:r>
           </w:p>
         </w:tc>
@@ -4281,7 +4281,7 @@
                 <w:sz w:val="18"/>
                 <w:szCs w:val="18"/>
               </w:rPr>
-              <w:t xml:space="preserve">05.10, 19:00</w:t>
+              <w:t xml:space="preserve">03.10, 19:00</w:t>
             </w:r>
           </w:p>
         </w:tc>
@@ -4532,7 +4532,7 @@
                 <w:sz w:val="18"/>
                 <w:szCs w:val="18"/>
               </w:rPr>
-              <w:t xml:space="preserve">08.10, 09:00</w:t>
+              <w:t xml:space="preserve">06.10, 10:00</w:t>
             </w:r>
           </w:p>
         </w:tc>
@@ -4783,7 +4783,7 @@
                 <w:sz w:val="18"/>
                 <w:szCs w:val="18"/>
               </w:rPr>
-              <w:t xml:space="preserve">10.10, 19:00</w:t>
+              <w:t xml:space="preserve">08.10, 19:00</w:t>
             </w:r>
           </w:p>
         </w:tc>
@@ -5034,7 +5034,7 @@
                 <w:sz w:val="18"/>
                 <w:szCs w:val="18"/>
               </w:rPr>
-              <w:t xml:space="preserve">13.10, 09:00</w:t>
+              <w:t xml:space="preserve">11.10, 10:00</w:t>
             </w:r>
           </w:p>
         </w:tc>
@@ -5285,7 +5285,7 @@
                 <w:sz w:val="18"/>
                 <w:szCs w:val="18"/>
               </w:rPr>
-              <w:t xml:space="preserve">15.10, 19:00</w:t>
+              <w:t xml:space="preserve">13.10, 19:00</w:t>
             </w:r>
           </w:p>
         </w:tc>
@@ -5536,7 +5536,7 @@
                 <w:sz w:val="18"/>
                 <w:szCs w:val="18"/>
               </w:rPr>
-              <w:t xml:space="preserve">18.10, 09:00</w:t>
+              <w:t xml:space="preserve">16.10, 10:00</w:t>
             </w:r>
           </w:p>
         </w:tc>
@@ -5799,7 +5799,7 @@
                 <w:sz w:val="18"/>
                 <w:szCs w:val="18"/>
               </w:rPr>
-              <w:t xml:space="preserve">26.09, 09:00</w:t>
+              <w:t xml:space="preserve">24.09, 10:00</w:t>
             </w:r>
           </w:p>
         </w:tc>
@@ -6050,7 +6050,7 @@
                 <w:sz w:val="18"/>
                 <w:szCs w:val="18"/>
               </w:rPr>
-              <w:t xml:space="preserve">28.09, 19:00</w:t>
+              <w:t xml:space="preserve">26.09, 19:00</w:t>
             </w:r>
           </w:p>
         </w:tc>
@@ -6301,7 +6301,7 @@
                 <w:sz w:val="18"/>
                 <w:szCs w:val="18"/>
               </w:rPr>
-              <w:t xml:space="preserve">01.10, 09:00</w:t>
+              <w:t xml:space="preserve">29.09, 10:00</w:t>
             </w:r>
           </w:p>
         </w:tc>
@@ -6552,7 +6552,7 @@
                 <w:sz w:val="18"/>
                 <w:szCs w:val="18"/>
               </w:rPr>
-              <w:t xml:space="preserve">03.10, 19:00</w:t>
+              <w:t xml:space="preserve">01.10, 19:00</w:t>
             </w:r>
           </w:p>
         </w:tc>
@@ -6803,7 +6803,7 @@
                 <w:sz w:val="18"/>
                 <w:szCs w:val="18"/>
               </w:rPr>
-              <w:t xml:space="preserve">06.10, 09:00</w:t>
+              <w:t xml:space="preserve">04.10, 10:00</w:t>
             </w:r>
           </w:p>
         </w:tc>
@@ -7054,7 +7054,7 @@
                 <w:sz w:val="18"/>
                 <w:szCs w:val="18"/>
               </w:rPr>
-              <w:t xml:space="preserve">08.10, 19:00</w:t>
+              <w:t xml:space="preserve">06.10, 19:00</w:t>
             </w:r>
           </w:p>
         </w:tc>
@@ -7305,7 +7305,7 @@
                 <w:sz w:val="18"/>
                 <w:szCs w:val="18"/>
               </w:rPr>
-              <w:t xml:space="preserve">11.10, 09:00</w:t>
+              <w:t xml:space="preserve">09.10, 10:00</w:t>
             </w:r>
           </w:p>
         </w:tc>
@@ -7556,7 +7556,7 @@
                 <w:sz w:val="18"/>
                 <w:szCs w:val="18"/>
               </w:rPr>
-              <w:t xml:space="preserve">13.10, 19:00</w:t>
+              <w:t xml:space="preserve">11.10, 19:00</w:t>
             </w:r>
           </w:p>
         </w:tc>
@@ -7807,7 +7807,7 @@
                 <w:sz w:val="18"/>
                 <w:szCs w:val="18"/>
               </w:rPr>
-              <w:t xml:space="preserve">16.10, 09:00</w:t>
+              <w:t xml:space="preserve">14.10, 10:00</w:t>
             </w:r>
           </w:p>
         </w:tc>
@@ -8058,7 +8058,7 @@
                 <w:sz w:val="18"/>
                 <w:szCs w:val="18"/>
               </w:rPr>
-              <w:t xml:space="preserve">18.10, 19:00</w:t>
+              <w:t xml:space="preserve">16.10, 19:00</w:t>
             </w:r>
           </w:p>
         </w:tc>
@@ -8321,7 +8321,7 @@
                 <w:sz w:val="18"/>
                 <w:szCs w:val="18"/>
               </w:rPr>
-              <w:t xml:space="preserve">26.09, 19:00</w:t>
+              <w:t xml:space="preserve">24.09, 19:00</w:t>
             </w:r>
           </w:p>
         </w:tc>
@@ -8572,7 +8572,7 @@
                 <w:sz w:val="18"/>
                 <w:szCs w:val="18"/>
               </w:rPr>
-              <w:t xml:space="preserve">29.09, 09:00</w:t>
+              <w:t xml:space="preserve">27.09, 10:00</w:t>
             </w:r>
           </w:p>
         </w:tc>
@@ -8823,7 +8823,7 @@
                 <w:sz w:val="18"/>
                 <w:szCs w:val="18"/>
               </w:rPr>
-              <w:t xml:space="preserve">01.10, 19:00</w:t>
+              <w:t xml:space="preserve">29.09, 19:00</w:t>
             </w:r>
           </w:p>
         </w:tc>
@@ -9074,7 +9074,7 @@
                 <w:sz w:val="18"/>
                 <w:szCs w:val="18"/>
               </w:rPr>
-              <w:t xml:space="preserve">04.10, 09:00</w:t>
+              <w:t xml:space="preserve">02.10, 10:00</w:t>
             </w:r>
           </w:p>
         </w:tc>
@@ -9325,7 +9325,7 @@
                 <w:sz w:val="18"/>
                 <w:szCs w:val="18"/>
               </w:rPr>
-              <w:t xml:space="preserve">06.10, 19:00</w:t>
+              <w:t xml:space="preserve">04.10, 19:00</w:t>
             </w:r>
           </w:p>
         </w:tc>
@@ -9576,7 +9576,7 @@
                 <w:sz w:val="18"/>
                 <w:szCs w:val="18"/>
               </w:rPr>
-              <w:t xml:space="preserve">09.10, 09:00</w:t>
+              <w:t xml:space="preserve">07.10, 10:00</w:t>
             </w:r>
           </w:p>
         </w:tc>
@@ -9827,7 +9827,7 @@
                 <w:sz w:val="18"/>
                 <w:szCs w:val="18"/>
               </w:rPr>
-              <w:t xml:space="preserve">11.10, 19:00</w:t>
+              <w:t xml:space="preserve">09.10, 19:00</w:t>
             </w:r>
           </w:p>
         </w:tc>
@@ -10078,7 +10078,7 @@
                 <w:sz w:val="18"/>
                 <w:szCs w:val="18"/>
               </w:rPr>
-              <w:t xml:space="preserve">14.10, 09:00</w:t>
+              <w:t xml:space="preserve">12.10, 10:00</w:t>
             </w:r>
           </w:p>
         </w:tc>
@@ -10329,7 +10329,7 @@
                 <w:sz w:val="18"/>
                 <w:szCs w:val="18"/>
               </w:rPr>
-              <w:t xml:space="preserve">16.10, 19:00</w:t>
+              <w:t xml:space="preserve">14.10, 19:00</w:t>
             </w:r>
           </w:p>
         </w:tc>
@@ -10580,7 +10580,7 @@
                 <w:sz w:val="18"/>
                 <w:szCs w:val="18"/>
               </w:rPr>
-              <w:t xml:space="preserve">19.10, 09:00</w:t>
+              <w:t xml:space="preserve">17.10, 10:00</w:t>
             </w:r>
           </w:p>
         </w:tc>
@@ -10843,7 +10843,7 @@
                 <w:sz w:val="18"/>
                 <w:szCs w:val="18"/>
               </w:rPr>
-              <w:t xml:space="preserve">27.09, 09:00</w:t>
+              <w:t xml:space="preserve">25.09, 10:00</w:t>
             </w:r>
           </w:p>
         </w:tc>
@@ -11094,7 +11094,7 @@
                 <w:sz w:val="18"/>
                 <w:szCs w:val="18"/>
               </w:rPr>
-              <w:t xml:space="preserve">29.09, 19:00</w:t>
+              <w:t xml:space="preserve">27.09, 19:00</w:t>
             </w:r>
           </w:p>
         </w:tc>
@@ -11345,7 +11345,7 @@
                 <w:sz w:val="18"/>
                 <w:szCs w:val="18"/>
               </w:rPr>
-              <w:t xml:space="preserve">02.10, 09:00</w:t>
+              <w:t xml:space="preserve">30.09, 10:00</w:t>
             </w:r>
           </w:p>
         </w:tc>
@@ -11596,7 +11596,7 @@
                 <w:sz w:val="18"/>
                 <w:szCs w:val="18"/>
               </w:rPr>
-              <w:t xml:space="preserve">04.10, 19:00</w:t>
+              <w:t xml:space="preserve">02.10, 19:00</w:t>
             </w:r>
           </w:p>
         </w:tc>
@@ -11847,7 +11847,7 @@
                 <w:sz w:val="18"/>
                 <w:szCs w:val="18"/>
               </w:rPr>
-              <w:t xml:space="preserve">07.10, 09:00</w:t>
+              <w:t xml:space="preserve">05.10, 10:00</w:t>
             </w:r>
           </w:p>
         </w:tc>
@@ -12098,7 +12098,7 @@
                 <w:sz w:val="18"/>
                 <w:szCs w:val="18"/>
               </w:rPr>
-              <w:t xml:space="preserve">09.10, 19:00</w:t>
+              <w:t xml:space="preserve">07.10, 19:00</w:t>
             </w:r>
           </w:p>
         </w:tc>
@@ -12349,7 +12349,7 @@
                 <w:sz w:val="18"/>
                 <w:szCs w:val="18"/>
               </w:rPr>
-              <w:t xml:space="preserve">12.10, 09:00</w:t>
+              <w:t xml:space="preserve">10.10, 10:00</w:t>
             </w:r>
           </w:p>
         </w:tc>
@@ -12600,7 +12600,7 @@
                 <w:sz w:val="18"/>
                 <w:szCs w:val="18"/>
               </w:rPr>
-              <w:t xml:space="preserve">14.10, 19:00</w:t>
+              <w:t xml:space="preserve">12.10, 19:00</w:t>
             </w:r>
           </w:p>
         </w:tc>
@@ -12851,7 +12851,7 @@
                 <w:sz w:val="18"/>
                 <w:szCs w:val="18"/>
               </w:rPr>
-              <w:t xml:space="preserve">17.10, 09:00</w:t>
+              <w:t xml:space="preserve">15.10, 10:00</w:t>
             </w:r>
           </w:p>
         </w:tc>
@@ -13102,7 +13102,7 @@
                 <w:sz w:val="18"/>
                 <w:szCs w:val="18"/>
               </w:rPr>
-              <w:t xml:space="preserve">19.10, 19:00</w:t>
+              <w:t xml:space="preserve">17.10, 19:00</w:t>
             </w:r>
           </w:p>
         </w:tc>
